--- a/Spore模拟赛Ⅱ/大耳羊与圣诞树/大耳羊与圣诞树.docx
+++ b/Spore模拟赛Ⅱ/大耳羊与圣诞树/大耳羊与圣诞树.docx
@@ -24,7 +24,7 @@
           <w:szCs w:val="21"/>
           <w:lang w:val="en-US" w:eastAsia="zh-CN"/>
         </w:rPr>
-        <w:t>128MB,1S,tree.xxx</w:t>
+        <w:t>512MB,3S,tree.xxx</w:t>
       </w:r>
     </w:p>
     <w:p>
@@ -101,7 +101,20 @@
           <w:szCs w:val="24"/>
           <w:lang w:val="en-US" w:eastAsia="zh-CN"/>
         </w:rPr>
-        <w:t>大耳羊买了一棵圣诞树，树上有N个节点，编号1到N，K号节点为根，现在大耳羊要给圣诞树的每一个节点上都放上礼物，使得每棵子树中所有节点的闪亮值不低于该子树的根节点。一共有N个礼物，闪亮值两两不同，其编号定义为闪亮值升序排序后的排名。</w:t>
+        <w:t>大耳羊买了一棵圣诞树，树上有N个节点，编号1到N，K号节点为根，现在大耳羊要给圣诞树的每一个节点上都放上礼物，使得每棵子树中所有节点的闪亮值不低于该子</w:t>
+      </w:r>
+      <w:bookmarkStart w:id="7" w:name="_GoBack"/>
+      <w:bookmarkEnd w:id="7"/>
+      <w:r>
+        <w:rPr>
+          <w:rFonts w:hint="eastAsia"/>
+          <w:b w:val="0"/>
+          <w:bCs w:val="0"/>
+          <w:sz w:val="24"/>
+          <w:szCs w:val="24"/>
+          <w:lang w:val="en-US" w:eastAsia="zh-CN"/>
+        </w:rPr>
+        <w:t>树的根节点。一共有N个礼物，闪亮值两两不同，其编号定义为闪亮值升序排序后的排名。</w:t>
       </w:r>
     </w:p>
     <w:p>
@@ -176,7 +189,27 @@
           <w:szCs w:val="24"/>
           <w:lang w:val="en-US" w:eastAsia="zh-CN"/>
         </w:rPr>
-        <w:t>同时为了避免输出过大，请输出答案序列康拓展开后分别对100000007和100000037取模的结果。</w:t>
+        <w:t>同时为了避免输出过大，请输出答案序列</w:t>
+      </w:r>
+      <w:r>
+        <w:rPr>
+          <w:rFonts w:hint="eastAsia" w:ascii="宋体" w:hAnsi="宋体" w:eastAsia="宋体" w:cs="宋体"/>
+          <w:b w:val="0"/>
+          <w:sz w:val="24"/>
+          <w:szCs w:val="24"/>
+        </w:rPr>
+        <w:t>康托</w:t>
+      </w:r>
+      <w:r>
+        <w:rPr>
+          <w:rFonts w:hint="eastAsia"/>
+          <w:b w:val="0"/>
+          <w:bCs w:val="0"/>
+          <w:sz w:val="24"/>
+          <w:szCs w:val="24"/>
+          <w:lang w:val="en-US" w:eastAsia="zh-CN"/>
+        </w:rPr>
+        <w:t>展开后分别对100000007和100000009取模的结果。</w:t>
       </w:r>
     </w:p>
     <w:p>
@@ -335,7 +368,27 @@
           <w:szCs w:val="24"/>
           <w:lang w:val="en-US" w:eastAsia="zh-CN"/>
         </w:rPr>
-        <w:t>1行2个整数，答案序列康拓展开后分别对100000007和100000037取模的结果。</w:t>
+        <w:t>1行2个整数，答案序列</w:t>
+      </w:r>
+      <w:r>
+        <w:rPr>
+          <w:rFonts w:hint="eastAsia" w:ascii="宋体" w:hAnsi="宋体" w:eastAsia="宋体" w:cs="宋体"/>
+          <w:b w:val="0"/>
+          <w:sz w:val="24"/>
+          <w:szCs w:val="24"/>
+        </w:rPr>
+        <w:t>康托</w:t>
+      </w:r>
+      <w:r>
+        <w:rPr>
+          <w:rFonts w:hint="eastAsia"/>
+          <w:b w:val="0"/>
+          <w:bCs w:val="0"/>
+          <w:sz w:val="24"/>
+          <w:szCs w:val="24"/>
+          <w:lang w:val="en-US" w:eastAsia="zh-CN"/>
+        </w:rPr>
+        <w:t>展开后分别对100000007和100000009取模的结果。</w:t>
       </w:r>
     </w:p>
     <w:p>
@@ -403,7 +456,7 @@
           <w:szCs w:val="24"/>
           <w:lang w:val="en-US" w:eastAsia="zh-CN"/>
         </w:rPr>
-        <w:t>5 1</w:t>
+        <w:t>【样例一】</w:t>
       </w:r>
     </w:p>
     <w:p>
@@ -432,7 +485,7 @@
           <w:szCs w:val="24"/>
           <w:lang w:val="en-US" w:eastAsia="zh-CN"/>
         </w:rPr>
-        <w:t>1 2</w:t>
+        <w:t>5 1</w:t>
       </w:r>
     </w:p>
     <w:p>
@@ -461,7 +514,7 @@
           <w:szCs w:val="24"/>
           <w:lang w:val="en-US" w:eastAsia="zh-CN"/>
         </w:rPr>
-        <w:t>2 3</w:t>
+        <w:t>1 2</w:t>
       </w:r>
     </w:p>
     <w:p>
@@ -490,7 +543,7 @@
           <w:szCs w:val="24"/>
           <w:lang w:val="en-US" w:eastAsia="zh-CN"/>
         </w:rPr>
-        <w:t>2 5</w:t>
+        <w:t>2 3</w:t>
       </w:r>
     </w:p>
     <w:p>
@@ -519,7 +572,7 @@
           <w:szCs w:val="24"/>
           <w:lang w:val="en-US" w:eastAsia="zh-CN"/>
         </w:rPr>
-        <w:t>3 4</w:t>
+        <w:t>2 5</w:t>
       </w:r>
     </w:p>
     <w:p>
@@ -534,6 +587,239 @@
           <w:rFonts w:hint="eastAsia"/>
           <w:b w:val="0"/>
           <w:bCs w:val="0"/>
+          <w:sz w:val="24"/>
+          <w:szCs w:val="24"/>
+          <w:lang w:val="en-US" w:eastAsia="zh-CN"/>
+        </w:rPr>
+      </w:pPr>
+      <w:r>
+        <w:rPr>
+          <w:rFonts w:hint="eastAsia"/>
+          <w:b w:val="0"/>
+          <w:bCs w:val="0"/>
+          <w:sz w:val="24"/>
+          <w:szCs w:val="24"/>
+          <w:lang w:val="en-US" w:eastAsia="zh-CN"/>
+        </w:rPr>
+        <w:t>3 4</w:t>
+      </w:r>
+    </w:p>
+    <w:p>
+      <w:pPr>
+        <w:widowControl w:val="0"/>
+        <w:numPr>
+          <w:ilvl w:val="0"/>
+          <w:numId w:val="0"/>
+        </w:numPr>
+        <w:jc w:val="both"/>
+        <w:rPr>
+          <w:rFonts w:hint="eastAsia"/>
+          <w:b w:val="0"/>
+          <w:bCs w:val="0"/>
+          <w:sz w:val="24"/>
+          <w:szCs w:val="24"/>
+          <w:lang w:val="en-US" w:eastAsia="zh-CN"/>
+        </w:rPr>
+      </w:pPr>
+    </w:p>
+    <w:p>
+      <w:pPr>
+        <w:widowControl w:val="0"/>
+        <w:numPr>
+          <w:ilvl w:val="0"/>
+          <w:numId w:val="0"/>
+        </w:numPr>
+        <w:jc w:val="both"/>
+        <w:rPr>
+          <w:rFonts w:hint="eastAsia"/>
+          <w:b w:val="0"/>
+          <w:bCs w:val="0"/>
+          <w:color w:val="auto"/>
+          <w:sz w:val="24"/>
+          <w:szCs w:val="24"/>
+          <w:lang w:val="en-US" w:eastAsia="zh-CN"/>
+        </w:rPr>
+      </w:pPr>
+      <w:r>
+        <w:rPr>
+          <w:rFonts w:hint="eastAsia"/>
+          <w:b w:val="0"/>
+          <w:bCs w:val="0"/>
+          <w:color w:val="auto"/>
+          <w:sz w:val="24"/>
+          <w:szCs w:val="24"/>
+          <w:lang w:val="en-US" w:eastAsia="zh-CN"/>
+        </w:rPr>
+        <w:t>【样例二】</w:t>
+      </w:r>
+    </w:p>
+    <w:p>
+      <w:pPr>
+        <w:widowControl w:val="0"/>
+        <w:numPr>
+          <w:ilvl w:val="0"/>
+          <w:numId w:val="0"/>
+        </w:numPr>
+        <w:jc w:val="both"/>
+        <w:rPr>
+          <w:rFonts w:hint="eastAsia"/>
+          <w:b w:val="0"/>
+          <w:bCs w:val="0"/>
+          <w:color w:val="auto"/>
+          <w:sz w:val="24"/>
+          <w:szCs w:val="24"/>
+          <w:lang w:val="en-US" w:eastAsia="zh-CN"/>
+        </w:rPr>
+      </w:pPr>
+      <w:r>
+        <w:rPr>
+          <w:rFonts w:hint="eastAsia"/>
+          <w:b w:val="0"/>
+          <w:bCs w:val="0"/>
+          <w:color w:val="auto"/>
+          <w:sz w:val="24"/>
+          <w:szCs w:val="24"/>
+          <w:lang w:val="en-US" w:eastAsia="zh-CN"/>
+        </w:rPr>
+        <w:t>5 4</w:t>
+      </w:r>
+    </w:p>
+    <w:p>
+      <w:pPr>
+        <w:widowControl w:val="0"/>
+        <w:numPr>
+          <w:ilvl w:val="0"/>
+          <w:numId w:val="0"/>
+        </w:numPr>
+        <w:jc w:val="both"/>
+        <w:rPr>
+          <w:rFonts w:hint="eastAsia"/>
+          <w:b w:val="0"/>
+          <w:bCs w:val="0"/>
+          <w:color w:val="auto"/>
+          <w:sz w:val="24"/>
+          <w:szCs w:val="24"/>
+          <w:lang w:val="en-US" w:eastAsia="zh-CN"/>
+        </w:rPr>
+      </w:pPr>
+      <w:r>
+        <w:rPr>
+          <w:rFonts w:hint="eastAsia"/>
+          <w:b w:val="0"/>
+          <w:bCs w:val="0"/>
+          <w:color w:val="auto"/>
+          <w:sz w:val="24"/>
+          <w:szCs w:val="24"/>
+          <w:lang w:val="en-US" w:eastAsia="zh-CN"/>
+        </w:rPr>
+        <w:t>4 2</w:t>
+      </w:r>
+    </w:p>
+    <w:p>
+      <w:pPr>
+        <w:widowControl w:val="0"/>
+        <w:numPr>
+          <w:ilvl w:val="0"/>
+          <w:numId w:val="0"/>
+        </w:numPr>
+        <w:jc w:val="both"/>
+        <w:rPr>
+          <w:rFonts w:hint="eastAsia"/>
+          <w:b w:val="0"/>
+          <w:bCs w:val="0"/>
+          <w:color w:val="auto"/>
+          <w:sz w:val="24"/>
+          <w:szCs w:val="24"/>
+          <w:lang w:val="en-US" w:eastAsia="zh-CN"/>
+        </w:rPr>
+      </w:pPr>
+      <w:r>
+        <w:rPr>
+          <w:rFonts w:hint="eastAsia"/>
+          <w:b w:val="0"/>
+          <w:bCs w:val="0"/>
+          <w:color w:val="auto"/>
+          <w:sz w:val="24"/>
+          <w:szCs w:val="24"/>
+          <w:lang w:val="en-US" w:eastAsia="zh-CN"/>
+        </w:rPr>
+        <w:t>4 3</w:t>
+      </w:r>
+    </w:p>
+    <w:p>
+      <w:pPr>
+        <w:widowControl w:val="0"/>
+        <w:numPr>
+          <w:ilvl w:val="0"/>
+          <w:numId w:val="0"/>
+        </w:numPr>
+        <w:jc w:val="both"/>
+        <w:rPr>
+          <w:rFonts w:hint="eastAsia"/>
+          <w:b w:val="0"/>
+          <w:bCs w:val="0"/>
+          <w:color w:val="auto"/>
+          <w:sz w:val="24"/>
+          <w:szCs w:val="24"/>
+          <w:lang w:val="en-US" w:eastAsia="zh-CN"/>
+        </w:rPr>
+      </w:pPr>
+      <w:r>
+        <w:rPr>
+          <w:rFonts w:hint="eastAsia"/>
+          <w:b w:val="0"/>
+          <w:bCs w:val="0"/>
+          <w:color w:val="auto"/>
+          <w:sz w:val="24"/>
+          <w:szCs w:val="24"/>
+          <w:lang w:val="en-US" w:eastAsia="zh-CN"/>
+        </w:rPr>
+        <w:t>4 1</w:t>
+      </w:r>
+    </w:p>
+    <w:p>
+      <w:pPr>
+        <w:widowControl w:val="0"/>
+        <w:numPr>
+          <w:ilvl w:val="0"/>
+          <w:numId w:val="0"/>
+        </w:numPr>
+        <w:jc w:val="both"/>
+        <w:rPr>
+          <w:rFonts w:hint="eastAsia"/>
+          <w:b w:val="0"/>
+          <w:bCs w:val="0"/>
+          <w:color w:val="auto"/>
+          <w:sz w:val="24"/>
+          <w:szCs w:val="24"/>
+          <w:lang w:val="en-US" w:eastAsia="zh-CN"/>
+        </w:rPr>
+      </w:pPr>
+      <w:r>
+        <w:rPr>
+          <w:rFonts w:hint="eastAsia"/>
+          <w:b w:val="0"/>
+          <w:bCs w:val="0"/>
+          <w:color w:val="auto"/>
+          <w:sz w:val="24"/>
+          <w:szCs w:val="24"/>
+          <w:lang w:val="en-US" w:eastAsia="zh-CN"/>
+        </w:rPr>
+        <w:t>5 4</w:t>
+      </w:r>
+    </w:p>
+    <w:p>
+      <w:pPr>
+        <w:widowControl w:val="0"/>
+        <w:numPr>
+          <w:ilvl w:val="0"/>
+          <w:numId w:val="0"/>
+        </w:numPr>
+        <w:jc w:val="both"/>
+        <w:rPr>
+          <w:rFonts w:hint="eastAsia"/>
+          <w:b w:val="0"/>
+          <w:bCs w:val="0"/>
           <w:color w:val="auto"/>
           <w:sz w:val="24"/>
           <w:szCs w:val="24"/>
@@ -587,7 +873,92 @@
           <w:szCs w:val="24"/>
           <w:lang w:val="en-US" w:eastAsia="zh-CN"/>
         </w:rPr>
-        <w:t>1 2 4 5 3</w:t>
+        <w:t>【样例一】</w:t>
+      </w:r>
+    </w:p>
+    <w:p>
+      <w:pPr>
+        <w:jc w:val="both"/>
+        <w:rPr>
+          <w:rFonts w:hint="eastAsia"/>
+          <w:b w:val="0"/>
+          <w:bCs w:val="0"/>
+          <w:sz w:val="24"/>
+          <w:szCs w:val="24"/>
+          <w:lang w:val="en-US" w:eastAsia="zh-CN"/>
+        </w:rPr>
+      </w:pPr>
+      <w:r>
+        <w:rPr>
+          <w:rFonts w:hint="eastAsia"/>
+          <w:b w:val="0"/>
+          <w:bCs w:val="0"/>
+          <w:sz w:val="24"/>
+          <w:szCs w:val="24"/>
+          <w:lang w:val="en-US" w:eastAsia="zh-CN"/>
+        </w:rPr>
+        <w:t>3 3</w:t>
+      </w:r>
+    </w:p>
+    <w:p>
+      <w:pPr>
+        <w:jc w:val="both"/>
+        <w:rPr>
+          <w:rFonts w:hint="eastAsia"/>
+          <w:b w:val="0"/>
+          <w:bCs w:val="0"/>
+          <w:sz w:val="24"/>
+          <w:szCs w:val="24"/>
+          <w:lang w:val="en-US" w:eastAsia="zh-CN"/>
+        </w:rPr>
+      </w:pPr>
+    </w:p>
+    <w:p>
+      <w:pPr>
+        <w:jc w:val="both"/>
+        <w:rPr>
+          <w:rFonts w:hint="eastAsia"/>
+          <w:b w:val="0"/>
+          <w:bCs w:val="0"/>
+          <w:sz w:val="24"/>
+          <w:szCs w:val="24"/>
+          <w:lang w:val="en-US" w:eastAsia="zh-CN"/>
+        </w:rPr>
+      </w:pPr>
+      <w:r>
+        <w:rPr>
+          <w:rFonts w:hint="eastAsia"/>
+          <w:b w:val="0"/>
+          <w:bCs w:val="0"/>
+          <w:sz w:val="24"/>
+          <w:szCs w:val="24"/>
+          <w:lang w:val="en-US" w:eastAsia="zh-CN"/>
+        </w:rPr>
+        <w:t>【样例二】</w:t>
+      </w:r>
+    </w:p>
+    <w:p>
+      <w:pPr>
+        <w:jc w:val="both"/>
+        <w:rPr>
+          <w:rFonts w:hint="eastAsia"/>
+          <w:b w:val="0"/>
+          <w:bCs w:val="0"/>
+          <w:sz w:val="24"/>
+          <w:szCs w:val="24"/>
+          <w:lang w:val="en-US" w:eastAsia="zh-CN"/>
+        </w:rPr>
+      </w:pPr>
+      <w:r>
+        <w:rPr>
+          <w:rFonts w:hint="eastAsia"/>
+          <w:b w:val="0"/>
+          <w:bCs w:val="0"/>
+          <w:sz w:val="24"/>
+          <w:szCs w:val="24"/>
+          <w:lang w:val="en-US" w:eastAsia="zh-CN"/>
+        </w:rPr>
+        <w:t>118 118</w:t>
       </w:r>
     </w:p>
     <w:p>
@@ -675,32 +1046,6 @@
         </w:rPr>
         <w:t>保证输入合法</w:t>
       </w:r>
-    </w:p>
-    <w:p>
-      <w:pPr>
-        <w:jc w:val="both"/>
-        <w:rPr>
-          <w:rFonts w:hint="eastAsia"/>
-          <w:b w:val="0"/>
-          <w:bCs w:val="0"/>
-          <w:sz w:val="24"/>
-          <w:szCs w:val="24"/>
-          <w:lang w:val="en-US" w:eastAsia="zh-CN"/>
-        </w:rPr>
-      </w:pPr>
-      <w:r>
-        <w:rPr>
-          <w:rFonts w:hint="eastAsia"/>
-          <w:b w:val="0"/>
-          <w:bCs w:val="0"/>
-          <w:sz w:val="24"/>
-          <w:szCs w:val="24"/>
-          <w:lang w:val="en-US" w:eastAsia="zh-CN"/>
-        </w:rPr>
-        <w:t>100000007和100000037都是质数</w:t>
-      </w:r>
-      <w:bookmarkStart w:id="7" w:name="_GoBack"/>
-      <w:bookmarkEnd w:id="7"/>
     </w:p>
     <w:sectPr>
       <w:pgSz w:w="11906" w:h="16838"/>
